--- a/设计文档.docx
+++ b/设计文档.docx
@@ -8,10 +8,16 @@
           <w:ilvl w:val="0"/>
           <w:numId w:val="1"/>
         </w:numPr>
+        <w:rPr>
+          <w:sz w:val="24"/>
+          <w:szCs w:val="24"/>
+        </w:rPr>
       </w:pPr>
       <w:r>
         <w:rPr>
           <w:rFonts w:hint="eastAsia"/>
+          <w:sz w:val="24"/>
+          <w:szCs w:val="24"/>
         </w:rPr>
         <w:t>绪论</w:t>
       </w:r>
@@ -22,10 +28,16 @@
           <w:ilvl w:val="1"/>
           <w:numId w:val="2"/>
         </w:numPr>
+        <w:rPr>
+          <w:sz w:val="24"/>
+          <w:szCs w:val="24"/>
+        </w:rPr>
       </w:pPr>
       <w:r>
         <w:rPr>
           <w:rFonts w:hint="eastAsia"/>
+          <w:sz w:val="24"/>
+          <w:szCs w:val="24"/>
         </w:rPr>
         <w:t>系统开发背景</w:t>
       </w:r>
@@ -37,10 +49,16 @@
           <w:numId w:val="3"/>
         </w:numPr>
         <w:ind w:firstLine="420"/>
+        <w:rPr>
+          <w:sz w:val="24"/>
+          <w:szCs w:val="24"/>
+        </w:rPr>
       </w:pPr>
       <w:r>
         <w:rPr>
           <w:rFonts w:hint="eastAsia"/>
+          <w:sz w:val="24"/>
+          <w:szCs w:val="24"/>
         </w:rPr>
         <w:t>时代背景和政策导向</w:t>
       </w:r>
@@ -48,10 +66,16 @@
     <w:p>
       <w:pPr>
         <w:ind w:left="420" w:firstLine="420"/>
+        <w:rPr>
+          <w:sz w:val="24"/>
+          <w:szCs w:val="24"/>
+        </w:rPr>
       </w:pPr>
       <w:r>
         <w:rPr>
           <w:rFonts w:hint="eastAsia"/>
+          <w:sz w:val="24"/>
+          <w:szCs w:val="24"/>
         </w:rPr>
         <w:t>随着绿色低碳的理念普及, 以及教育部倡导“资源循环利用”的校园建设要求, 高校学生对于闲置物品的合理转运需求日益迫切.</w:t>
       </w:r>
@@ -59,6 +83,10 @@
     <w:p>
       <w:pPr>
         <w:ind w:left="420" w:firstLine="420"/>
+        <w:rPr>
+          <w:sz w:val="24"/>
+          <w:szCs w:val="24"/>
+        </w:rPr>
       </w:pPr>
     </w:p>
     <w:p>
@@ -68,10 +96,16 @@
           <w:numId w:val="3"/>
         </w:numPr>
         <w:ind w:firstLine="420"/>
+        <w:rPr>
+          <w:sz w:val="24"/>
+          <w:szCs w:val="24"/>
+        </w:rPr>
       </w:pPr>
       <w:r>
         <w:rPr>
           <w:rFonts w:hint="eastAsia"/>
+          <w:sz w:val="24"/>
+          <w:szCs w:val="24"/>
         </w:rPr>
         <w:t>现有交易平台痛点</w:t>
       </w:r>
@@ -83,10 +117,16 @@
           <w:numId w:val="4"/>
         </w:numPr>
         <w:ind w:firstLine="420"/>
+        <w:rPr>
+          <w:sz w:val="24"/>
+          <w:szCs w:val="24"/>
+        </w:rPr>
       </w:pPr>
       <w:r>
         <w:rPr>
           <w:rFonts w:hint="eastAsia"/>
+          <w:sz w:val="24"/>
+          <w:szCs w:val="24"/>
         </w:rPr>
         <w:t>交易风险高: 对于类似闲鱼这样的p2p二手平台, 缺乏第三方担保机制, 频繁出现用户利用管理漏洞牟利造成其他用户财产损失</w:t>
       </w:r>
@@ -98,8 +138,16 @@
           <w:numId w:val="4"/>
         </w:numPr>
         <w:ind w:firstLine="420"/>
+        <w:rPr>
+          <w:sz w:val="24"/>
+          <w:szCs w:val="24"/>
+        </w:rPr>
       </w:pPr>
       <w:r>
+        <w:rPr>
+          <w:sz w:val="24"/>
+          <w:szCs w:val="24"/>
+        </w:rPr>
         <w:t>平台抽成高: 对于转转这样的p2s交易平台, 对于二手商品回收给出的不合理价格直接导致用户利益损失</w:t>
       </w:r>
     </w:p>
@@ -110,10 +158,16 @@
           <w:numId w:val="4"/>
         </w:numPr>
         <w:ind w:firstLine="420"/>
+        <w:rPr>
+          <w:sz w:val="24"/>
+          <w:szCs w:val="24"/>
+        </w:rPr>
       </w:pPr>
       <w:r>
         <w:rPr>
           <w:rFonts w:hint="eastAsia"/>
+          <w:sz w:val="24"/>
+          <w:szCs w:val="24"/>
         </w:rPr>
         <w:t>平台建设的核心价值</w:t>
       </w:r>
@@ -125,10 +179,16 @@
           <w:numId w:val="4"/>
         </w:numPr>
         <w:ind w:left="420" w:firstLine="420"/>
+        <w:rPr>
+          <w:sz w:val="24"/>
+          <w:szCs w:val="24"/>
+        </w:rPr>
       </w:pPr>
       <w:r>
         <w:rPr>
           <w:rFonts w:hint="eastAsia"/>
+          <w:sz w:val="24"/>
+          <w:szCs w:val="24"/>
         </w:rPr>
         <w:t>经济价值: 为学生提供低抽成、无抽成交易平台</w:t>
       </w:r>
@@ -140,10 +200,16 @@
           <w:numId w:val="4"/>
         </w:numPr>
         <w:ind w:left="420" w:firstLine="420"/>
+        <w:rPr>
+          <w:sz w:val="24"/>
+          <w:szCs w:val="24"/>
+        </w:rPr>
       </w:pPr>
       <w:r>
         <w:rPr>
           <w:rFonts w:hint="eastAsia"/>
+          <w:sz w:val="24"/>
+          <w:szCs w:val="24"/>
         </w:rPr>
         <w:t>社会价值: 减少闲置物品浪费, 助力资源循环、绿色环保事业</w:t>
       </w:r>
@@ -155,10 +221,16 @@
           <w:numId w:val="4"/>
         </w:numPr>
         <w:ind w:left="420" w:firstLine="420"/>
+        <w:rPr>
+          <w:sz w:val="24"/>
+          <w:szCs w:val="24"/>
+        </w:rPr>
       </w:pPr>
       <w:r>
         <w:rPr>
           <w:rFonts w:hint="eastAsia"/>
+          <w:sz w:val="24"/>
+          <w:szCs w:val="24"/>
         </w:rPr>
         <w:t>管理价值: 以校园身份为担保, 建立规范交易管理流程</w:t>
       </w:r>
@@ -170,10 +242,16 @@
           <w:numId w:val="4"/>
         </w:numPr>
         <w:ind w:left="420" w:firstLine="420"/>
+        <w:rPr>
+          <w:sz w:val="24"/>
+          <w:szCs w:val="24"/>
+        </w:rPr>
       </w:pPr>
       <w:r>
         <w:rPr>
           <w:rFonts w:hint="eastAsia"/>
+          <w:sz w:val="24"/>
+          <w:szCs w:val="24"/>
         </w:rPr>
         <w:t>用户价值: 整合交易信息, 面向校园的用户群体和交易全流程提高了交易效率和交易安全性</w:t>
       </w:r>
@@ -181,17 +259,35 @@
     <w:p/>
     <w:p/>
     <w:p>
+      <w:pPr>
+        <w:rPr>
+          <w:sz w:val="24"/>
+        </w:rPr>
+      </w:pPr>
       <w:r>
         <w:rPr>
           <w:rFonts w:hint="eastAsia"/>
         </w:rPr>
-        <w:t>2.1 需求概述</w:t>
+        <w:t xml:space="preserve">2.1 </w:t>
+      </w:r>
+      <w:r>
+        <w:rPr>
+          <w:rFonts w:hint="eastAsia"/>
+          <w:sz w:val="24"/>
+        </w:rPr>
+        <w:t>需求概述</w:t>
       </w:r>
     </w:p>
     <w:p>
+      <w:pPr>
+        <w:rPr>
+          <w:sz w:val="24"/>
+        </w:rPr>
+      </w:pPr>
       <w:r>
         <w:rPr>
           <w:rFonts w:hint="eastAsia"/>
+          <w:sz w:val="24"/>
         </w:rPr>
         <w:t>角色1: 学生(买家/买家双重身份)</w:t>
       </w:r>
@@ -202,27 +298,144 @@
           <w:ilvl w:val="0"/>
           <w:numId w:val="5"/>
         </w:numPr>
+        <w:rPr>
+          <w:sz w:val="24"/>
+        </w:rPr>
       </w:pPr>
       <w:r>
         <w:rPr>
           <w:rFonts w:hint="eastAsia"/>
+          <w:sz w:val="24"/>
         </w:rPr>
         <w:t>买家需求</w:t>
       </w:r>
     </w:p>
     <w:p>
       <w:pPr>
-        <w:numPr>
-          <w:ilvl w:val="0"/>
-          <w:numId w:val="6"/>
-        </w:numPr>
-        <w:ind w:left="420" w:firstLine="420"/>
+        <w:pStyle w:val="5"/>
+        <w:widowControl/>
+        <w:ind w:left="840" w:firstLine="0" w:firstLineChars="0"/>
+        <w:jc w:val="left"/>
+        <w:rPr>
+          <w:rFonts w:ascii="宋体" w:hAnsi="宋体" w:eastAsia="宋体" w:cs="宋体"/>
+          <w:kern w:val="0"/>
+          <w:sz w:val="24"/>
+        </w:rPr>
       </w:pPr>
       <w:r>
         <w:rPr>
+          <w:rFonts w:ascii="Segoe UI" w:hAnsi="Segoe UI" w:eastAsia="宋体" w:cs="Segoe UI"/>
+          <w:kern w:val="0"/>
+          <w:sz w:val="24"/>
+          <w:shd w:val="clear" w:color="auto" w:fill="FFFFFF"/>
+        </w:rPr>
+        <w:t>a. 可通过类别、关键字检索浏览商品，支持按价格区间、发布时间等多条件筛选；</w:t>
+      </w:r>
+    </w:p>
+    <w:p>
+      <w:pPr>
+        <w:pStyle w:val="5"/>
+        <w:widowControl/>
+        <w:ind w:left="840" w:firstLine="0" w:firstLineChars="0"/>
+        <w:jc w:val="left"/>
+        <w:rPr>
+          <w:rFonts w:ascii="宋体" w:hAnsi="宋体" w:eastAsia="宋体" w:cs="宋体"/>
+          <w:kern w:val="0"/>
+          <w:sz w:val="24"/>
+        </w:rPr>
+      </w:pPr>
+      <w:r>
+        <w:rPr>
+          <w:rFonts w:ascii="Segoe UI" w:hAnsi="Segoe UI" w:eastAsia="宋体" w:cs="Segoe UI"/>
+          <w:kern w:val="0"/>
+          <w:sz w:val="24"/>
+          <w:shd w:val="clear" w:color="auto" w:fill="FFFFFF"/>
+        </w:rPr>
+        <w:t>b. 能将商品加入购物车、收藏商品，方便后续查看管理；</w:t>
+      </w:r>
+    </w:p>
+    <w:p>
+      <w:pPr>
+        <w:pStyle w:val="5"/>
+        <w:widowControl/>
+        <w:ind w:left="840" w:firstLine="0" w:firstLineChars="0"/>
+        <w:jc w:val="left"/>
+        <w:rPr>
+          <w:rFonts w:ascii="宋体" w:hAnsi="宋体" w:eastAsia="宋体" w:cs="宋体"/>
+          <w:kern w:val="0"/>
+          <w:sz w:val="24"/>
+        </w:rPr>
+      </w:pPr>
+      <w:r>
+        <w:rPr>
+          <w:rFonts w:ascii="Segoe UI" w:hAnsi="Segoe UI" w:eastAsia="宋体" w:cs="Segoe UI"/>
+          <w:kern w:val="0"/>
+          <w:sz w:val="24"/>
+          <w:shd w:val="clear" w:color="auto" w:fill="FFFFFF"/>
+        </w:rPr>
+        <w:t>c. 可对心仪商品发起预约，预约后接收卖家响应通知；</w:t>
+      </w:r>
+    </w:p>
+    <w:p>
+      <w:pPr>
+        <w:pStyle w:val="5"/>
+        <w:widowControl/>
+        <w:ind w:left="840" w:firstLine="0" w:firstLineChars="0"/>
+        <w:jc w:val="left"/>
+        <w:rPr>
+          <w:rFonts w:ascii="宋体" w:hAnsi="宋体" w:eastAsia="宋体" w:cs="宋体"/>
+          <w:kern w:val="0"/>
+          <w:sz w:val="24"/>
+        </w:rPr>
+      </w:pPr>
+      <w:r>
+        <w:rPr>
+          <w:rFonts w:ascii="Segoe UI" w:hAnsi="Segoe UI" w:eastAsia="宋体" w:cs="Segoe UI"/>
+          <w:kern w:val="0"/>
+          <w:sz w:val="24"/>
+          <w:shd w:val="clear" w:color="auto" w:fill="FFFFFF"/>
+        </w:rPr>
+        <w:t>d. 交易前查看卖家学院、班级等备案信息，交易中由系统交换双方联系方式；</w:t>
+      </w:r>
+    </w:p>
+    <w:p>
+      <w:pPr>
+        <w:pStyle w:val="5"/>
+        <w:widowControl/>
+        <w:ind w:left="840" w:firstLine="0" w:firstLineChars="0"/>
+        <w:jc w:val="left"/>
+        <w:rPr>
+          <w:rFonts w:ascii="宋体" w:hAnsi="宋体" w:eastAsia="宋体" w:cs="宋体"/>
+          <w:kern w:val="0"/>
+          <w:sz w:val="24"/>
+        </w:rPr>
+      </w:pPr>
+      <w:r>
+        <w:rPr>
+          <w:rFonts w:ascii="Segoe UI" w:hAnsi="Segoe UI" w:eastAsia="宋体" w:cs="Segoe UI"/>
+          <w:kern w:val="0"/>
+          <w:sz w:val="24"/>
+          <w:shd w:val="clear" w:color="auto" w:fill="FFFFFF"/>
+        </w:rPr>
+        <w:t>e. 可对违规商品提交举报并填写理由；</w:t>
+      </w:r>
+    </w:p>
+    <w:p>
+      <w:pPr>
+        <w:pStyle w:val="5"/>
+        <w:ind w:left="840" w:firstLine="0" w:firstLineChars="0"/>
+        <w:rPr>
           <w:rFonts w:hint="eastAsia"/>
         </w:rPr>
-        <w:t>可以使用类别、关键字检索浏览商品, 将商品加入购物车, 对商品进行收藏, 对订单进行预约、付款, 对不合规定的商品进行举报</w:t>
+      </w:pPr>
+      <w:r>
+        <w:rPr>
+          <w:rFonts w:ascii="Segoe UI" w:hAnsi="Segoe UI" w:eastAsia="宋体" w:cs="Segoe UI"/>
+          <w:kern w:val="0"/>
+          <w:sz w:val="24"/>
+          <w:shd w:val="clear" w:color="auto" w:fill="FFFFFF"/>
+        </w:rPr>
+        <w:t>f. 支持注册、登录、找回密码、修改密码等基础账号操作。</w:t>
       </w:r>
     </w:p>
     <w:p>
@@ -231,98 +444,229 @@
           <w:ilvl w:val="0"/>
           <w:numId w:val="5"/>
         </w:numPr>
+        <w:rPr>
+          <w:sz w:val="24"/>
+        </w:rPr>
       </w:pPr>
       <w:r>
         <w:rPr>
           <w:rFonts w:hint="eastAsia"/>
+          <w:sz w:val="24"/>
         </w:rPr>
         <w:t>卖家需求</w:t>
       </w:r>
     </w:p>
     <w:p>
       <w:pPr>
-        <w:numPr>
-          <w:ilvl w:val="0"/>
-          <w:numId w:val="7"/>
-        </w:numPr>
-        <w:ind w:left="420" w:firstLine="420"/>
+        <w:pStyle w:val="5"/>
+        <w:widowControl/>
+        <w:ind w:left="840" w:firstLine="0" w:firstLineChars="0"/>
+        <w:jc w:val="left"/>
+        <w:rPr>
+          <w:rFonts w:ascii="宋体" w:hAnsi="宋体" w:eastAsia="宋体" w:cs="宋体"/>
+          <w:kern w:val="0"/>
+          <w:sz w:val="24"/>
+        </w:rPr>
+      </w:pPr>
+      <w:r>
+        <w:rPr>
+          <w:rFonts w:ascii="Segoe UI" w:hAnsi="Segoe UI" w:eastAsia="宋体" w:cs="Segoe UI"/>
+          <w:kern w:val="0"/>
+          <w:sz w:val="24"/>
+          <w:shd w:val="clear" w:color="auto" w:fill="FFFFFF"/>
+        </w:rPr>
+        <w:t>a. 完成身份认证及学院、班级、联系方式等信息备案后，可发布、编辑、删除商品；</w:t>
+      </w:r>
+    </w:p>
+    <w:p>
+      <w:pPr>
+        <w:pStyle w:val="5"/>
+        <w:widowControl/>
+        <w:ind w:left="840" w:firstLine="0" w:firstLineChars="0"/>
+        <w:jc w:val="left"/>
+        <w:rPr>
+          <w:rFonts w:ascii="宋体" w:hAnsi="宋体" w:eastAsia="宋体" w:cs="宋体"/>
+          <w:kern w:val="0"/>
+          <w:sz w:val="24"/>
+        </w:rPr>
+      </w:pPr>
+      <w:r>
+        <w:rPr>
+          <w:rFonts w:ascii="Segoe UI" w:hAnsi="Segoe UI" w:eastAsia="宋体" w:cs="Segoe UI"/>
+          <w:kern w:val="0"/>
+          <w:sz w:val="24"/>
+          <w:shd w:val="clear" w:color="auto" w:fill="FFFFFF"/>
+        </w:rPr>
+        <w:t>b. 发布商品时需填写名称、类别、价格、新旧程度、描述等信息，并上传实拍图；</w:t>
+      </w:r>
+    </w:p>
+    <w:p>
+      <w:pPr>
+        <w:pStyle w:val="5"/>
+        <w:widowControl/>
+        <w:ind w:left="840" w:firstLine="0" w:firstLineChars="0"/>
+        <w:jc w:val="left"/>
+        <w:rPr>
+          <w:rFonts w:ascii="宋体" w:hAnsi="宋体" w:eastAsia="宋体" w:cs="宋体"/>
+          <w:kern w:val="0"/>
+          <w:sz w:val="24"/>
+        </w:rPr>
+      </w:pPr>
+      <w:r>
+        <w:rPr>
+          <w:rFonts w:ascii="Segoe UI" w:hAnsi="Segoe UI" w:eastAsia="宋体" w:cs="Segoe UI"/>
+          <w:kern w:val="0"/>
+          <w:sz w:val="24"/>
+          <w:shd w:val="clear" w:color="auto" w:fill="FFFFFF"/>
+        </w:rPr>
+        <w:t>c. 在个人中心查看买家预约请求，可同意或拒绝预约，同意后系统自动交换双方信息；</w:t>
+      </w:r>
+    </w:p>
+    <w:p>
+      <w:pPr>
+        <w:pStyle w:val="5"/>
+        <w:ind w:left="840" w:firstLine="0" w:firstLineChars="0"/>
+      </w:pPr>
+      <w:r>
+        <w:rPr>
+          <w:rFonts w:ascii="Segoe UI" w:hAnsi="Segoe UI" w:eastAsia="宋体" w:cs="Segoe UI"/>
+          <w:kern w:val="0"/>
+          <w:sz w:val="24"/>
+          <w:shd w:val="clear" w:color="auto" w:fill="FFFFFF"/>
+        </w:rPr>
+        <w:t>d. 支持注册、登录、找回密码、修改密码等基础账号操作。</w:t>
+      </w:r>
+    </w:p>
+    <w:p>
+      <w:pPr>
+        <w:rPr>
+          <w:sz w:val="24"/>
+        </w:rPr>
       </w:pPr>
       <w:r>
         <w:rPr>
           <w:rFonts w:hint="eastAsia"/>
-        </w:rPr>
-        <w:t>可以发布编辑商品信息, 接收买家的购买预约请求</w:t>
-      </w:r>
-    </w:p>
-    <w:p>
-      <w:r>
-        <w:rPr>
-          <w:rFonts w:hint="eastAsia"/>
+          <w:sz w:val="24"/>
         </w:rPr>
         <w:t>角色2: 管理员</w:t>
       </w:r>
     </w:p>
     <w:p>
       <w:pPr>
-        <w:numPr>
-          <w:ilvl w:val="0"/>
-          <w:numId w:val="8"/>
-        </w:numPr>
-        <w:ind w:firstLine="420"/>
+        <w:widowControl/>
+        <w:ind w:left="840" w:leftChars="400"/>
+        <w:jc w:val="left"/>
+        <w:rPr>
+          <w:rFonts w:ascii="宋体" w:hAnsi="宋体" w:eastAsia="宋体" w:cs="宋体"/>
+          <w:kern w:val="0"/>
+          <w:sz w:val="24"/>
+        </w:rPr>
+      </w:pPr>
+      <w:r>
+        <w:rPr>
+          <w:rFonts w:ascii="Segoe UI" w:hAnsi="Segoe UI" w:eastAsia="宋体" w:cs="Segoe UI"/>
+          <w:kern w:val="0"/>
+          <w:sz w:val="24"/>
+          <w:shd w:val="clear" w:color="auto" w:fill="FFFFFF"/>
+        </w:rPr>
+        <w:t>a. 系统管理：维护系统基本数据，管理用户账号，分配和回收普通管理员的操作权限；</w:t>
+      </w:r>
+    </w:p>
+    <w:p>
+      <w:pPr>
+        <w:widowControl/>
+        <w:ind w:left="840" w:leftChars="400"/>
+        <w:jc w:val="left"/>
+        <w:rPr>
+          <w:rFonts w:ascii="宋体" w:hAnsi="宋体" w:eastAsia="宋体" w:cs="宋体"/>
+          <w:kern w:val="0"/>
+          <w:sz w:val="24"/>
+        </w:rPr>
+      </w:pPr>
+      <w:r>
+        <w:rPr>
+          <w:rFonts w:ascii="Segoe UI" w:hAnsi="Segoe UI" w:eastAsia="宋体" w:cs="Segoe UI"/>
+          <w:kern w:val="0"/>
+          <w:sz w:val="24"/>
+          <w:shd w:val="clear" w:color="auto" w:fill="FFFFFF"/>
+        </w:rPr>
+        <w:t>b. 内容管理：审核学生发布的商品，处理用户举报、投诉及买卖纠纷，下架违规商品；</w:t>
+      </w:r>
+    </w:p>
+    <w:p>
+      <w:pPr>
+        <w:widowControl/>
+        <w:ind w:left="840" w:leftChars="400"/>
+        <w:jc w:val="left"/>
+        <w:rPr>
+          <w:rFonts w:ascii="宋体" w:hAnsi="宋体" w:eastAsia="宋体" w:cs="宋体"/>
+          <w:kern w:val="0"/>
+          <w:sz w:val="24"/>
+        </w:rPr>
+      </w:pPr>
+      <w:r>
+        <w:rPr>
+          <w:rFonts w:ascii="Segoe UI" w:hAnsi="Segoe UI" w:eastAsia="宋体" w:cs="Segoe UI"/>
+          <w:kern w:val="0"/>
+          <w:sz w:val="24"/>
+          <w:shd w:val="clear" w:color="auto" w:fill="FFFFFF"/>
+        </w:rPr>
+        <w:t>c. 数据统计：查看用户登录记录、操作日志，统计商品交易、预约等相关数据；</w:t>
+      </w:r>
+    </w:p>
+    <w:p>
+      <w:pPr>
+        <w:ind w:left="420" w:firstLine="420"/>
+        <w:rPr>
+          <w:rFonts w:hint="eastAsia"/>
+        </w:rPr>
+      </w:pPr>
+      <w:r>
+        <w:rPr>
+          <w:rFonts w:ascii="Segoe UI" w:hAnsi="Segoe UI" w:eastAsia="宋体" w:cs="Segoe UI"/>
+          <w:kern w:val="0"/>
+          <w:sz w:val="24"/>
+          <w:shd w:val="clear" w:color="auto" w:fill="FFFFFF"/>
+        </w:rPr>
+        <w:t>d. 日志管理：查看系统错误日志，处理各类系统异常问题。</w:t>
+      </w:r>
+    </w:p>
+    <w:p/>
+    <w:p>
+      <w:pPr>
+        <w:rPr>
+          <w:sz w:val="24"/>
+          <w:szCs w:val="24"/>
+        </w:rPr>
       </w:pPr>
       <w:r>
         <w:rPr>
           <w:rFonts w:hint="eastAsia"/>
         </w:rPr>
-        <w:t>系统管理: 维护系统基本数据, 管理用户账号</w:t>
+        <w:t xml:space="preserve">3.2 </w:t>
       </w:r>
-    </w:p>
-    <w:p>
-      <w:pPr>
-        <w:numPr>
-          <w:ilvl w:val="0"/>
-          <w:numId w:val="8"/>
-        </w:numPr>
-        <w:ind w:firstLine="420"/>
-      </w:pPr>
       <w:r>
         <w:rPr>
           <w:rFonts w:hint="eastAsia"/>
+          <w:sz w:val="24"/>
+          <w:szCs w:val="24"/>
         </w:rPr>
-        <w:t>内容管理: 审核学生发布的商品, 出炉用户的举报、投诉、买卖纠纷</w:t>
-      </w:r>
-    </w:p>
-    <w:p>
-      <w:pPr>
-        <w:numPr>
-          <w:ilvl w:val="0"/>
-          <w:numId w:val="8"/>
-        </w:numPr>
-        <w:ind w:firstLine="420"/>
-      </w:pPr>
-      <w:r>
-        <w:rPr>
-          <w:rFonts w:hint="eastAsia"/>
-        </w:rPr>
-        <w:t>数据统计: 查看用户登录操纵信息</w:t>
-      </w:r>
-    </w:p>
-    <w:p/>
-    <w:p>
-      <w:r>
-        <w:rPr>
-          <w:rFonts w:hint="eastAsia"/>
-        </w:rPr>
-        <w:t>3.2 数据库设计</w:t>
+        <w:t>数据库设计</w:t>
       </w:r>
     </w:p>
     <w:p>
       <w:pPr>
         <w:ind w:firstLine="420"/>
+        <w:rPr>
+          <w:sz w:val="24"/>
+          <w:szCs w:val="24"/>
+        </w:rPr>
       </w:pPr>
       <w:r>
         <w:rPr>
           <w:rFonts w:hint="eastAsia"/>
+          <w:sz w:val="24"/>
+          <w:szCs w:val="24"/>
         </w:rPr>
         <w:t>3.2.1 ER图设计</w:t>
       </w:r>
@@ -353,13 +697,21 @@
     <w:p>
       <w:pPr>
         <w:ind w:firstLine="420"/>
+        <w:rPr>
+          <w:sz w:val="24"/>
+          <w:szCs w:val="32"/>
+        </w:rPr>
       </w:pPr>
       <w:r>
         <w:rPr>
           <w:rFonts w:hint="eastAsia"/>
+          <w:sz w:val="24"/>
+          <w:szCs w:val="32"/>
         </w:rPr>
         <w:t>3.2.2 数据库表结构</w:t>
       </w:r>
+      <w:bookmarkStart w:id="0" w:name="_GoBack"/>
+      <w:bookmarkEnd w:id="0"/>
     </w:p>
     <w:p>
       <w:pPr>
@@ -5716,7 +6068,7 @@
       </w:tblPr>
       <w:tblGrid>
         <w:gridCol w:w="1240"/>
-        <w:gridCol w:w="1487"/>
+        <w:gridCol w:w="1516"/>
         <w:gridCol w:w="4600"/>
         <w:gridCol w:w="2740"/>
       </w:tblGrid>
@@ -6627,7 +6979,7 @@
       </w:tblPr>
       <w:tblGrid>
         <w:gridCol w:w="1700"/>
-        <w:gridCol w:w="1487"/>
+        <w:gridCol w:w="1516"/>
         <w:gridCol w:w="4760"/>
         <w:gridCol w:w="2420"/>
       </w:tblGrid>
@@ -9676,7 +10028,7 @@
       </w:tblPr>
       <w:tblGrid>
         <w:gridCol w:w="1680"/>
-        <w:gridCol w:w="1487"/>
+        <w:gridCol w:w="1516"/>
         <w:gridCol w:w="5660"/>
         <w:gridCol w:w="8140"/>
       </w:tblGrid>
@@ -15160,7 +15512,7 @@
       </w:tblPr>
       <w:tblGrid>
         <w:gridCol w:w="1320"/>
-        <w:gridCol w:w="1257"/>
+        <w:gridCol w:w="1262"/>
         <w:gridCol w:w="4781"/>
         <w:gridCol w:w="1780"/>
       </w:tblGrid>
@@ -16051,7 +16403,7 @@
       </w:tblPr>
       <w:tblGrid>
         <w:gridCol w:w="1570"/>
-        <w:gridCol w:w="1577"/>
+        <w:gridCol w:w="1588"/>
         <w:gridCol w:w="2920"/>
         <w:gridCol w:w="3400"/>
       </w:tblGrid>
@@ -16912,7 +17264,7 @@
       </w:tblPr>
       <w:tblGrid>
         <w:gridCol w:w="1940"/>
-        <w:gridCol w:w="1397"/>
+        <w:gridCol w:w="1408"/>
         <w:gridCol w:w="4360"/>
         <w:gridCol w:w="2360"/>
       </w:tblGrid>
@@ -19155,7 +19507,7 @@
       </w:tblPr>
       <w:tblGrid>
         <w:gridCol w:w="1800"/>
-        <w:gridCol w:w="1400"/>
+        <w:gridCol w:w="1408"/>
         <w:gridCol w:w="4540"/>
         <w:gridCol w:w="5020"/>
       </w:tblGrid>
@@ -20843,7 +21195,7 @@
       <w:pPr>
         <w:numPr>
           <w:ilvl w:val="0"/>
-          <w:numId w:val="9"/>
+          <w:numId w:val="6"/>
         </w:numPr>
         <w:ind w:left="420"/>
         <w:rPr>
@@ -20863,6 +21215,7 @@
       <w:pPr>
         <w:widowControl w:val="0"/>
         <w:numPr>
+          <w:ilvl w:val="0"/>
           <w:numId w:val="0"/>
         </w:numPr>
         <w:jc w:val="both"/>
@@ -20883,6 +21236,7 @@
       <w:pPr>
         <w:widowControl w:val="0"/>
         <w:numPr>
+          <w:ilvl w:val="0"/>
           <w:numId w:val="0"/>
         </w:numPr>
         <w:jc w:val="both"/>
@@ -20903,7 +21257,7 @@
       <w:pPr>
         <w:numPr>
           <w:ilvl w:val="0"/>
-          <w:numId w:val="9"/>
+          <w:numId w:val="6"/>
         </w:numPr>
         <w:ind w:left="420"/>
         <w:rPr>
@@ -20923,6 +21277,7 @@
       <w:pPr>
         <w:widowControl w:val="0"/>
         <w:numPr>
+          <w:ilvl w:val="0"/>
           <w:numId w:val="0"/>
         </w:numPr>
         <w:jc w:val="both"/>
@@ -20943,6 +21298,7 @@
       <w:pPr>
         <w:widowControl w:val="0"/>
         <w:numPr>
+          <w:ilvl w:val="0"/>
           <w:numId w:val="0"/>
         </w:numPr>
         <w:jc w:val="both"/>
@@ -20963,7 +21319,7 @@
       <w:pPr>
         <w:numPr>
           <w:ilvl w:val="0"/>
-          <w:numId w:val="9"/>
+          <w:numId w:val="6"/>
         </w:numPr>
         <w:ind w:left="420"/>
         <w:rPr>
@@ -20983,6 +21339,7 @@
       <w:pPr>
         <w:widowControl w:val="0"/>
         <w:numPr>
+          <w:ilvl w:val="0"/>
           <w:numId w:val="0"/>
         </w:numPr>
         <w:jc w:val="both"/>
@@ -21003,6 +21360,7 @@
       <w:pPr>
         <w:widowControl w:val="0"/>
         <w:numPr>
+          <w:ilvl w:val="0"/>
           <w:numId w:val="0"/>
         </w:numPr>
         <w:jc w:val="both"/>
@@ -21023,6 +21381,7 @@
       <w:pPr>
         <w:widowControl w:val="0"/>
         <w:numPr>
+          <w:ilvl w:val="0"/>
           <w:numId w:val="0"/>
         </w:numPr>
         <w:jc w:val="both"/>
@@ -21043,7 +21402,7 @@
       <w:pPr>
         <w:numPr>
           <w:ilvl w:val="0"/>
-          <w:numId w:val="9"/>
+          <w:numId w:val="6"/>
         </w:numPr>
         <w:ind w:left="420"/>
         <w:rPr>
@@ -21063,6 +21422,7 @@
       <w:pPr>
         <w:widowControl w:val="0"/>
         <w:numPr>
+          <w:ilvl w:val="0"/>
           <w:numId w:val="0"/>
         </w:numPr>
         <w:jc w:val="both"/>
@@ -21083,6 +21443,7 @@
       <w:pPr>
         <w:widowControl w:val="0"/>
         <w:numPr>
+          <w:ilvl w:val="0"/>
           <w:numId w:val="0"/>
         </w:numPr>
         <w:jc w:val="both"/>
@@ -21103,6 +21464,7 @@
       <w:pPr>
         <w:widowControl w:val="0"/>
         <w:numPr>
+          <w:ilvl w:val="0"/>
           <w:numId w:val="0"/>
         </w:numPr>
         <w:jc w:val="both"/>
@@ -21123,7 +21485,7 @@
       <w:pPr>
         <w:numPr>
           <w:ilvl w:val="0"/>
-          <w:numId w:val="9"/>
+          <w:numId w:val="6"/>
         </w:numPr>
         <w:ind w:left="420"/>
         <w:rPr>
@@ -21185,6 +21547,7 @@
       <w:pPr>
         <w:widowControl w:val="0"/>
         <w:numPr>
+          <w:ilvl w:val="0"/>
           <w:numId w:val="0"/>
         </w:numPr>
         <w:jc w:val="both"/>
@@ -21198,7 +21561,7 @@
       <w:pPr>
         <w:numPr>
           <w:ilvl w:val="0"/>
-          <w:numId w:val="9"/>
+          <w:numId w:val="6"/>
         </w:numPr>
         <w:ind w:left="420"/>
         <w:rPr>
@@ -21260,6 +21623,7 @@
       <w:pPr>
         <w:widowControl w:val="0"/>
         <w:numPr>
+          <w:ilvl w:val="0"/>
           <w:numId w:val="0"/>
         </w:numPr>
         <w:jc w:val="both"/>
@@ -21273,7 +21637,7 @@
       <w:pPr>
         <w:numPr>
           <w:ilvl w:val="0"/>
-          <w:numId w:val="9"/>
+          <w:numId w:val="6"/>
         </w:numPr>
         <w:ind w:left="420"/>
         <w:rPr>
@@ -21293,6 +21657,7 @@
       <w:pPr>
         <w:widowControl w:val="0"/>
         <w:numPr>
+          <w:ilvl w:val="0"/>
           <w:numId w:val="0"/>
         </w:numPr>
         <w:jc w:val="both"/>
@@ -21313,6 +21678,7 @@
       <w:pPr>
         <w:widowControl w:val="0"/>
         <w:numPr>
+          <w:ilvl w:val="0"/>
           <w:numId w:val="0"/>
         </w:numPr>
         <w:jc w:val="both"/>
@@ -21333,7 +21699,7 @@
       <w:pPr>
         <w:numPr>
           <w:ilvl w:val="0"/>
-          <w:numId w:val="9"/>
+          <w:numId w:val="6"/>
         </w:numPr>
         <w:ind w:left="420"/>
         <w:rPr>
@@ -21353,6 +21719,7 @@
       <w:pPr>
         <w:widowControl w:val="0"/>
         <w:numPr>
+          <w:ilvl w:val="0"/>
           <w:numId w:val="0"/>
         </w:numPr>
         <w:jc w:val="both"/>
@@ -21373,6 +21740,7 @@
       <w:pPr>
         <w:widowControl w:val="0"/>
         <w:numPr>
+          <w:ilvl w:val="0"/>
           <w:numId w:val="0"/>
         </w:numPr>
         <w:jc w:val="both"/>
@@ -21393,7 +21761,7 @@
       <w:pPr>
         <w:numPr>
           <w:ilvl w:val="0"/>
-          <w:numId w:val="9"/>
+          <w:numId w:val="6"/>
         </w:numPr>
         <w:ind w:left="420"/>
         <w:rPr>
@@ -21413,6 +21781,7 @@
       <w:pPr>
         <w:widowControl w:val="0"/>
         <w:numPr>
+          <w:ilvl w:val="0"/>
           <w:numId w:val="0"/>
         </w:numPr>
         <w:jc w:val="both"/>
@@ -21433,6 +21802,7 @@
       <w:pPr>
         <w:widowControl w:val="0"/>
         <w:numPr>
+          <w:ilvl w:val="0"/>
           <w:numId w:val="0"/>
         </w:numPr>
         <w:jc w:val="both"/>
@@ -21453,7 +21823,7 @@
       <w:pPr>
         <w:numPr>
           <w:ilvl w:val="0"/>
-          <w:numId w:val="9"/>
+          <w:numId w:val="6"/>
         </w:numPr>
         <w:ind w:left="420"/>
         <w:rPr>
@@ -21473,6 +21843,7 @@
       <w:pPr>
         <w:widowControl w:val="0"/>
         <w:numPr>
+          <w:ilvl w:val="0"/>
           <w:numId w:val="0"/>
         </w:numPr>
         <w:jc w:val="both"/>
@@ -21493,6 +21864,7 @@
       <w:pPr>
         <w:widowControl w:val="0"/>
         <w:numPr>
+          <w:ilvl w:val="0"/>
           <w:numId w:val="0"/>
         </w:numPr>
         <w:jc w:val="both"/>
@@ -21513,7 +21885,7 @@
       <w:pPr>
         <w:numPr>
           <w:ilvl w:val="0"/>
-          <w:numId w:val="9"/>
+          <w:numId w:val="6"/>
         </w:numPr>
         <w:ind w:left="420"/>
         <w:rPr>
@@ -21533,6 +21905,7 @@
       <w:pPr>
         <w:widowControl w:val="0"/>
         <w:numPr>
+          <w:ilvl w:val="0"/>
           <w:numId w:val="0"/>
         </w:numPr>
         <w:jc w:val="both"/>
@@ -21553,6 +21926,7 @@
       <w:pPr>
         <w:widowControl w:val="0"/>
         <w:numPr>
+          <w:ilvl w:val="0"/>
           <w:numId w:val="0"/>
         </w:numPr>
         <w:jc w:val="both"/>
@@ -21573,7 +21947,7 @@
       <w:pPr>
         <w:numPr>
           <w:ilvl w:val="0"/>
-          <w:numId w:val="9"/>
+          <w:numId w:val="6"/>
         </w:numPr>
         <w:ind w:left="420"/>
         <w:rPr>
@@ -21593,6 +21967,7 @@
       <w:pPr>
         <w:widowControl w:val="0"/>
         <w:numPr>
+          <w:ilvl w:val="0"/>
           <w:numId w:val="0"/>
         </w:numPr>
         <w:jc w:val="both"/>
@@ -21613,6 +21988,7 @@
       <w:pPr>
         <w:widowControl w:val="0"/>
         <w:numPr>
+          <w:ilvl w:val="0"/>
           <w:numId w:val="0"/>
         </w:numPr>
         <w:jc w:val="both"/>
@@ -21633,7 +22009,7 @@
       <w:pPr>
         <w:numPr>
           <w:ilvl w:val="0"/>
-          <w:numId w:val="9"/>
+          <w:numId w:val="6"/>
         </w:numPr>
         <w:ind w:left="420"/>
         <w:rPr>
@@ -21653,6 +22029,7 @@
       <w:pPr>
         <w:widowControl w:val="0"/>
         <w:numPr>
+          <w:ilvl w:val="0"/>
           <w:numId w:val="0"/>
         </w:numPr>
         <w:jc w:val="both"/>
@@ -21673,6 +22050,7 @@
       <w:pPr>
         <w:widowControl w:val="0"/>
         <w:numPr>
+          <w:ilvl w:val="0"/>
           <w:numId w:val="0"/>
         </w:numPr>
         <w:jc w:val="both"/>
@@ -21693,7 +22071,7 @@
       <w:pPr>
         <w:numPr>
           <w:ilvl w:val="0"/>
-          <w:numId w:val="9"/>
+          <w:numId w:val="6"/>
         </w:numPr>
         <w:ind w:left="420"/>
         <w:rPr>
@@ -21713,6 +22091,7 @@
       <w:pPr>
         <w:widowControl w:val="0"/>
         <w:numPr>
+          <w:ilvl w:val="0"/>
           <w:numId w:val="0"/>
         </w:numPr>
         <w:jc w:val="both"/>
@@ -21733,6 +22112,7 @@
       <w:pPr>
         <w:widowControl w:val="0"/>
         <w:numPr>
+          <w:ilvl w:val="0"/>
           <w:numId w:val="0"/>
         </w:numPr>
         <w:jc w:val="both"/>
@@ -21748,8 +22128,6 @@
         </w:rPr>
         <w:t>(1, '商品发布', 500, '上传商品图片时服务器存储异常', '已处理'),</w:t>
       </w:r>
-      <w:bookmarkStart w:id="0" w:name="_GoBack"/>
-      <w:bookmarkEnd w:id="0"/>
     </w:p>
     <w:sectPr>
       <w:pgSz w:w="11906" w:h="16838"/>
@@ -21896,30 +22274,6 @@
     </w:lvl>
   </w:abstractNum>
   <w:abstractNum w:abstractNumId="1">
-    <w:nsid w:val="9FDE3DBB"/>
-    <w:multiLevelType w:val="singleLevel"/>
-    <w:tmpl w:val="9FDE3DBB"/>
-    <w:lvl w:ilvl="0" w:tentative="0">
-      <w:start w:val="1"/>
-      <w:numFmt w:val="lowerLetter"/>
-      <w:suff w:val="space"/>
-      <w:lvlText w:val="%1."/>
-      <w:lvlJc w:val="left"/>
-    </w:lvl>
-  </w:abstractNum>
-  <w:abstractNum w:abstractNumId="2">
-    <w:nsid w:val="EFF67885"/>
-    <w:multiLevelType w:val="singleLevel"/>
-    <w:tmpl w:val="EFF67885"/>
-    <w:lvl w:ilvl="0" w:tentative="0">
-      <w:start w:val="1"/>
-      <w:numFmt w:val="lowerLetter"/>
-      <w:suff w:val="space"/>
-      <w:lvlText w:val="%1."/>
-      <w:lvlJc w:val="left"/>
-    </w:lvl>
-  </w:abstractNum>
-  <w:abstractNum w:abstractNumId="3">
     <w:nsid w:val="F56D93A3"/>
     <w:multiLevelType w:val="singleLevel"/>
     <w:tmpl w:val="F56D93A3"/>
@@ -21931,7 +22285,7 @@
       <w:lvlJc w:val="left"/>
     </w:lvl>
   </w:abstractNum>
-  <w:abstractNum w:abstractNumId="4">
+  <w:abstractNum w:abstractNumId="2">
     <w:nsid w:val="FFBA586D"/>
     <w:multiLevelType w:val="singleLevel"/>
     <w:tmpl w:val="FFBA586D"/>
@@ -21943,19 +22297,7 @@
       <w:lvlJc w:val="left"/>
     </w:lvl>
   </w:abstractNum>
-  <w:abstractNum w:abstractNumId="5">
-    <w:nsid w:val="FFFE3476"/>
-    <w:multiLevelType w:val="singleLevel"/>
-    <w:tmpl w:val="FFFE3476"/>
-    <w:lvl w:ilvl="0" w:tentative="0">
-      <w:start w:val="1"/>
-      <w:numFmt w:val="lowerLetter"/>
-      <w:suff w:val="space"/>
-      <w:lvlText w:val="%1."/>
-      <w:lvlJc w:val="left"/>
-    </w:lvl>
-  </w:abstractNum>
-  <w:abstractNum w:abstractNumId="6">
+  <w:abstractNum w:abstractNumId="3">
     <w:nsid w:val="53FE1B00"/>
     <w:multiLevelType w:val="singleLevel"/>
     <w:tmpl w:val="53FE1B00"/>
@@ -21970,7 +22312,7 @@
       </w:pPr>
     </w:lvl>
   </w:abstractNum>
-  <w:abstractNum w:abstractNumId="7">
+  <w:abstractNum w:abstractNumId="4">
     <w:nsid w:val="5F9ACAD4"/>
     <w:multiLevelType w:val="multilevel"/>
     <w:tmpl w:val="5F9ACAD4"/>
@@ -22092,7 +22434,7 @@
       </w:rPr>
     </w:lvl>
   </w:abstractNum>
-  <w:abstractNum w:abstractNumId="8">
+  <w:abstractNum w:abstractNumId="5">
     <w:nsid w:val="7FF80761"/>
     <w:multiLevelType w:val="multilevel"/>
     <w:tmpl w:val="7FF80761"/>
@@ -22225,31 +22567,22 @@
     </w:lvl>
   </w:abstractNum>
   <w:num w:numId="1">
-    <w:abstractNumId w:val="8"/>
+    <w:abstractNumId w:val="5"/>
   </w:num>
   <w:num w:numId="2">
-    <w:abstractNumId w:val="7"/>
+    <w:abstractNumId w:val="4"/>
   </w:num>
   <w:num w:numId="3">
-    <w:abstractNumId w:val="3"/>
+    <w:abstractNumId w:val="1"/>
   </w:num>
   <w:num w:numId="4">
     <w:abstractNumId w:val="0"/>
   </w:num>
   <w:num w:numId="5">
-    <w:abstractNumId w:val="6"/>
+    <w:abstractNumId w:val="3"/>
   </w:num>
   <w:num w:numId="6">
-    <w:abstractNumId w:val="1"/>
-  </w:num>
-  <w:num w:numId="7">
     <w:abstractNumId w:val="2"/>
-  </w:num>
-  <w:num w:numId="8">
-    <w:abstractNumId w:val="5"/>
-  </w:num>
-  <w:num w:numId="9">
-    <w:abstractNumId w:val="4"/>
   </w:num>
 </w:numbering>
 </file>
